--- a/public/documents/YAT-LMS-Replacement-Solution-Design.docx
+++ b/public/documents/YAT-LMS-Replacement-Solution-Design.docx
@@ -420,7 +420,7 @@
       <w:pPr>
         <w:pStyle w:val="Heading1"/>
       </w:pPr>
-      <w:bookmarkStart w:id="0" w:name="_Toc231219705"/>
+      <w:bookmarkStart w:id="0" w:name="_Toc231653620"/>
       <w:r>
         <w:lastRenderedPageBreak/>
         <w:t>Contents</w:t>
@@ -446,7 +446,7 @@
       <w:r>
         <w:fldChar w:fldCharType="separate"/>
       </w:r>
-      <w:hyperlink w:anchor="_Toc231219705" w:history="1">
+      <w:hyperlink w:anchor="_Toc231653620" w:history="1">
         <w:r>
           <w:rPr>
             <w:rStyle w:val="Hyperlink"/>
@@ -473,7 +473,7 @@
             <w:noProof/>
             <w:webHidden/>
           </w:rPr>
-          <w:instrText xml:space="preserve"> PAGEREF _Toc231219705 \h </w:instrText>
+          <w:instrText xml:space="preserve"> PAGEREF _Toc231653620 \h </w:instrText>
         </w:r>
         <w:r>
           <w:rPr>
@@ -514,7 +514,7 @@
           <w:noProof/>
         </w:rPr>
       </w:pPr>
-      <w:hyperlink w:anchor="_Toc231219706" w:history="1">
+      <w:hyperlink w:anchor="_Toc231653621" w:history="1">
         <w:r>
           <w:rPr>
             <w:rStyle w:val="Hyperlink"/>
@@ -541,7 +541,7 @@
             <w:noProof/>
             <w:webHidden/>
           </w:rPr>
-          <w:instrText xml:space="preserve"> PAGEREF _Toc231219706 \h </w:instrText>
+          <w:instrText xml:space="preserve"> PAGEREF _Toc231653621 \h </w:instrText>
         </w:r>
         <w:r>
           <w:rPr>
@@ -582,7 +582,7 @@
           <w:noProof/>
         </w:rPr>
       </w:pPr>
-      <w:hyperlink w:anchor="_Toc231219707" w:history="1">
+      <w:hyperlink w:anchor="_Toc231653622" w:history="1">
         <w:r>
           <w:rPr>
             <w:rStyle w:val="Hyperlink"/>
@@ -609,7 +609,7 @@
             <w:noProof/>
             <w:webHidden/>
           </w:rPr>
-          <w:instrText xml:space="preserve"> PAGEREF _Toc231219707 \h </w:instrText>
+          <w:instrText xml:space="preserve"> PAGEREF _Toc231653622 \h </w:instrText>
         </w:r>
         <w:r>
           <w:rPr>
@@ -650,7 +650,7 @@
           <w:noProof/>
         </w:rPr>
       </w:pPr>
-      <w:hyperlink w:anchor="_Toc231219708" w:history="1">
+      <w:hyperlink w:anchor="_Toc231653623" w:history="1">
         <w:r>
           <w:rPr>
             <w:rStyle w:val="Hyperlink"/>
@@ -677,7 +677,7 @@
             <w:noProof/>
             <w:webHidden/>
           </w:rPr>
-          <w:instrText xml:space="preserve"> PAGEREF _Toc231219708 \h </w:instrText>
+          <w:instrText xml:space="preserve"> PAGEREF _Toc231653623 \h </w:instrText>
         </w:r>
         <w:r>
           <w:rPr>
@@ -718,7 +718,7 @@
           <w:noProof/>
         </w:rPr>
       </w:pPr>
-      <w:hyperlink w:anchor="_Toc231219709" w:history="1">
+      <w:hyperlink w:anchor="_Toc231653624" w:history="1">
         <w:r>
           <w:rPr>
             <w:rStyle w:val="Hyperlink"/>
@@ -745,7 +745,7 @@
             <w:noProof/>
             <w:webHidden/>
           </w:rPr>
-          <w:instrText xml:space="preserve"> PAGEREF _Toc231219709 \h </w:instrText>
+          <w:instrText xml:space="preserve"> PAGEREF _Toc231653624 \h </w:instrText>
         </w:r>
         <w:r>
           <w:rPr>
@@ -786,7 +786,7 @@
           <w:noProof/>
         </w:rPr>
       </w:pPr>
-      <w:hyperlink w:anchor="_Toc231219710" w:history="1">
+      <w:hyperlink w:anchor="_Toc231653625" w:history="1">
         <w:r>
           <w:rPr>
             <w:rStyle w:val="Hyperlink"/>
@@ -813,7 +813,7 @@
             <w:noProof/>
             <w:webHidden/>
           </w:rPr>
-          <w:instrText xml:space="preserve"> PAGEREF _Toc231219710 \h </w:instrText>
+          <w:instrText xml:space="preserve"> PAGEREF _Toc231653625 \h </w:instrText>
         </w:r>
         <w:r>
           <w:rPr>
@@ -854,7 +854,7 @@
           <w:noProof/>
         </w:rPr>
       </w:pPr>
-      <w:hyperlink w:anchor="_Toc231219711" w:history="1">
+      <w:hyperlink w:anchor="_Toc231653626" w:history="1">
         <w:r>
           <w:rPr>
             <w:rStyle w:val="Hyperlink"/>
@@ -881,7 +881,7 @@
             <w:noProof/>
             <w:webHidden/>
           </w:rPr>
-          <w:instrText xml:space="preserve"> PAGEREF _Toc231219711 \h </w:instrText>
+          <w:instrText xml:space="preserve"> PAGEREF _Toc231653626 \h </w:instrText>
         </w:r>
         <w:r>
           <w:rPr>
@@ -922,7 +922,7 @@
           <w:noProof/>
         </w:rPr>
       </w:pPr>
-      <w:hyperlink w:anchor="_Toc231219712" w:history="1">
+      <w:hyperlink w:anchor="_Toc231653627" w:history="1">
         <w:r>
           <w:rPr>
             <w:rStyle w:val="Hyperlink"/>
@@ -949,7 +949,7 @@
             <w:noProof/>
             <w:webHidden/>
           </w:rPr>
-          <w:instrText xml:space="preserve"> PAGEREF _Toc231219712 \h </w:instrText>
+          <w:instrText xml:space="preserve"> PAGEREF _Toc231653627 \h </w:instrText>
         </w:r>
         <w:r>
           <w:rPr>
@@ -990,7 +990,7 @@
           <w:noProof/>
         </w:rPr>
       </w:pPr>
-      <w:hyperlink w:anchor="_Toc231219713" w:history="1">
+      <w:hyperlink w:anchor="_Toc231653628" w:history="1">
         <w:r>
           <w:rPr>
             <w:rStyle w:val="Hyperlink"/>
@@ -1017,7 +1017,7 @@
             <w:noProof/>
             <w:webHidden/>
           </w:rPr>
-          <w:instrText xml:space="preserve"> PAGEREF _Toc231219713 \h </w:instrText>
+          <w:instrText xml:space="preserve"> PAGEREF _Toc231653628 \h </w:instrText>
         </w:r>
         <w:r>
           <w:rPr>
@@ -1058,7 +1058,7 @@
           <w:noProof/>
         </w:rPr>
       </w:pPr>
-      <w:hyperlink w:anchor="_Toc231219714" w:history="1">
+      <w:hyperlink w:anchor="_Toc231653629" w:history="1">
         <w:r>
           <w:rPr>
             <w:rStyle w:val="Hyperlink"/>
@@ -1085,7 +1085,7 @@
             <w:noProof/>
             <w:webHidden/>
           </w:rPr>
-          <w:instrText xml:space="preserve"> PAGEREF _Toc231219714 \h </w:instrText>
+          <w:instrText xml:space="preserve"> PAGEREF _Toc231653629 \h </w:instrText>
         </w:r>
         <w:r>
           <w:rPr>
@@ -1126,7 +1126,7 @@
           <w:noProof/>
         </w:rPr>
       </w:pPr>
-      <w:hyperlink w:anchor="_Toc231219715" w:history="1">
+      <w:hyperlink w:anchor="_Toc231653630" w:history="1">
         <w:r>
           <w:rPr>
             <w:rStyle w:val="Hyperlink"/>
@@ -1153,7 +1153,7 @@
             <w:noProof/>
             <w:webHidden/>
           </w:rPr>
-          <w:instrText xml:space="preserve"> PAGEREF _Toc231219715 \h </w:instrText>
+          <w:instrText xml:space="preserve"> PAGEREF _Toc231653630 \h </w:instrText>
         </w:r>
         <w:r>
           <w:rPr>
@@ -1194,7 +1194,7 @@
           <w:noProof/>
         </w:rPr>
       </w:pPr>
-      <w:hyperlink w:anchor="_Toc231219716" w:history="1">
+      <w:hyperlink w:anchor="_Toc231653631" w:history="1">
         <w:r>
           <w:rPr>
             <w:rStyle w:val="Hyperlink"/>
@@ -1221,7 +1221,7 @@
             <w:noProof/>
             <w:webHidden/>
           </w:rPr>
-          <w:instrText xml:space="preserve"> PAGEREF _Toc231219716 \h </w:instrText>
+          <w:instrText xml:space="preserve"> PAGEREF _Toc231653631 \h </w:instrText>
         </w:r>
         <w:r>
           <w:rPr>
@@ -1262,7 +1262,7 @@
           <w:noProof/>
         </w:rPr>
       </w:pPr>
-      <w:hyperlink w:anchor="_Toc231219717" w:history="1">
+      <w:hyperlink w:anchor="_Toc231653632" w:history="1">
         <w:r>
           <w:rPr>
             <w:rStyle w:val="Hyperlink"/>
@@ -1289,7 +1289,7 @@
             <w:noProof/>
             <w:webHidden/>
           </w:rPr>
-          <w:instrText xml:space="preserve"> PAGEREF _Toc231219717 \h </w:instrText>
+          <w:instrText xml:space="preserve"> PAGEREF _Toc231653632 \h </w:instrText>
         </w:r>
         <w:r>
           <w:rPr>
@@ -1330,7 +1330,7 @@
           <w:noProof/>
         </w:rPr>
       </w:pPr>
-      <w:hyperlink w:anchor="_Toc231219718" w:history="1">
+      <w:hyperlink w:anchor="_Toc231653633" w:history="1">
         <w:r>
           <w:rPr>
             <w:rStyle w:val="Hyperlink"/>
@@ -1357,7 +1357,7 @@
             <w:noProof/>
             <w:webHidden/>
           </w:rPr>
-          <w:instrText xml:space="preserve"> PAGEREF _Toc231219718 \h </w:instrText>
+          <w:instrText xml:space="preserve"> PAGEREF _Toc231653633 \h </w:instrText>
         </w:r>
         <w:r>
           <w:rPr>
@@ -1398,7 +1398,7 @@
           <w:noProof/>
         </w:rPr>
       </w:pPr>
-      <w:hyperlink w:anchor="_Toc231219719" w:history="1">
+      <w:hyperlink w:anchor="_Toc231653634" w:history="1">
         <w:r>
           <w:rPr>
             <w:rStyle w:val="Hyperlink"/>
@@ -1425,7 +1425,7 @@
             <w:noProof/>
             <w:webHidden/>
           </w:rPr>
-          <w:instrText xml:space="preserve"> PAGEREF _Toc231219719 \h </w:instrText>
+          <w:instrText xml:space="preserve"> PAGEREF _Toc231653634 \h </w:instrText>
         </w:r>
         <w:r>
           <w:rPr>
@@ -1466,7 +1466,7 @@
           <w:noProof/>
         </w:rPr>
       </w:pPr>
-      <w:hyperlink w:anchor="_Toc231219720" w:history="1">
+      <w:hyperlink w:anchor="_Toc231653635" w:history="1">
         <w:r>
           <w:rPr>
             <w:rStyle w:val="Hyperlink"/>
@@ -1493,7 +1493,7 @@
             <w:noProof/>
             <w:webHidden/>
           </w:rPr>
-          <w:instrText xml:space="preserve"> PAGEREF _Toc231219720 \h </w:instrText>
+          <w:instrText xml:space="preserve"> PAGEREF _Toc231653635 \h </w:instrText>
         </w:r>
         <w:r>
           <w:rPr>
@@ -1534,7 +1534,7 @@
           <w:noProof/>
         </w:rPr>
       </w:pPr>
-      <w:hyperlink w:anchor="_Toc231219721" w:history="1">
+      <w:hyperlink w:anchor="_Toc231653636" w:history="1">
         <w:r>
           <w:rPr>
             <w:rStyle w:val="Hyperlink"/>
@@ -1561,7 +1561,7 @@
             <w:noProof/>
             <w:webHidden/>
           </w:rPr>
-          <w:instrText xml:space="preserve"> PAGEREF _Toc231219721 \h </w:instrText>
+          <w:instrText xml:space="preserve"> PAGEREF _Toc231653636 \h </w:instrText>
         </w:r>
         <w:r>
           <w:rPr>
@@ -1602,7 +1602,7 @@
           <w:noProof/>
         </w:rPr>
       </w:pPr>
-      <w:hyperlink w:anchor="_Toc231219722" w:history="1">
+      <w:hyperlink w:anchor="_Toc231653637" w:history="1">
         <w:r>
           <w:rPr>
             <w:rStyle w:val="Hyperlink"/>
@@ -1629,7 +1629,7 @@
             <w:noProof/>
             <w:webHidden/>
           </w:rPr>
-          <w:instrText xml:space="preserve"> PAGEREF _Toc231219722 \h </w:instrText>
+          <w:instrText xml:space="preserve"> PAGEREF _Toc231653637 \h </w:instrText>
         </w:r>
         <w:r>
           <w:rPr>
@@ -1670,7 +1670,7 @@
           <w:noProof/>
         </w:rPr>
       </w:pPr>
-      <w:hyperlink w:anchor="_Toc231219723" w:history="1">
+      <w:hyperlink w:anchor="_Toc231653638" w:history="1">
         <w:r>
           <w:rPr>
             <w:rStyle w:val="Hyperlink"/>
@@ -1697,7 +1697,7 @@
             <w:noProof/>
             <w:webHidden/>
           </w:rPr>
-          <w:instrText xml:space="preserve"> PAGEREF _Toc231219723 \h </w:instrText>
+          <w:instrText xml:space="preserve"> PAGEREF _Toc231653638 \h </w:instrText>
         </w:r>
         <w:r>
           <w:rPr>
@@ -1738,7 +1738,7 @@
           <w:noProof/>
         </w:rPr>
       </w:pPr>
-      <w:hyperlink w:anchor="_Toc231219724" w:history="1">
+      <w:hyperlink w:anchor="_Toc231653639" w:history="1">
         <w:r>
           <w:rPr>
             <w:rStyle w:val="Hyperlink"/>
@@ -1765,7 +1765,7 @@
             <w:noProof/>
             <w:webHidden/>
           </w:rPr>
-          <w:instrText xml:space="preserve"> PAGEREF _Toc231219724 \h </w:instrText>
+          <w:instrText xml:space="preserve"> PAGEREF _Toc231653639 \h </w:instrText>
         </w:r>
         <w:r>
           <w:rPr>
@@ -1806,7 +1806,7 @@
           <w:noProof/>
         </w:rPr>
       </w:pPr>
-      <w:hyperlink w:anchor="_Toc231219725" w:history="1">
+      <w:hyperlink w:anchor="_Toc231653640" w:history="1">
         <w:r>
           <w:rPr>
             <w:rStyle w:val="Hyperlink"/>
@@ -1833,7 +1833,7 @@
             <w:noProof/>
             <w:webHidden/>
           </w:rPr>
-          <w:instrText xml:space="preserve"> PAGEREF _Toc231219725 \h </w:instrText>
+          <w:instrText xml:space="preserve"> PAGEREF _Toc231653640 \h </w:instrText>
         </w:r>
         <w:r>
           <w:rPr>
@@ -1874,7 +1874,7 @@
           <w:noProof/>
         </w:rPr>
       </w:pPr>
-      <w:hyperlink w:anchor="_Toc231219726" w:history="1">
+      <w:hyperlink w:anchor="_Toc231653641" w:history="1">
         <w:r>
           <w:rPr>
             <w:rStyle w:val="Hyperlink"/>
@@ -1901,7 +1901,7 @@
             <w:noProof/>
             <w:webHidden/>
           </w:rPr>
-          <w:instrText xml:space="preserve"> PAGEREF _Toc231219726 \h </w:instrText>
+          <w:instrText xml:space="preserve"> PAGEREF _Toc231653641 \h </w:instrText>
         </w:r>
         <w:r>
           <w:rPr>
@@ -1942,7 +1942,7 @@
           <w:noProof/>
         </w:rPr>
       </w:pPr>
-      <w:hyperlink w:anchor="_Toc231219727" w:history="1">
+      <w:hyperlink w:anchor="_Toc231653642" w:history="1">
         <w:r>
           <w:rPr>
             <w:rStyle w:val="Hyperlink"/>
@@ -1969,7 +1969,7 @@
             <w:noProof/>
             <w:webHidden/>
           </w:rPr>
-          <w:instrText xml:space="preserve"> PAGEREF _Toc231219727 \h </w:instrText>
+          <w:instrText xml:space="preserve"> PAGEREF _Toc231653642 \h </w:instrText>
         </w:r>
         <w:r>
           <w:rPr>
@@ -2010,7 +2010,7 @@
           <w:noProof/>
         </w:rPr>
       </w:pPr>
-      <w:hyperlink w:anchor="_Toc231219728" w:history="1">
+      <w:hyperlink w:anchor="_Toc231653643" w:history="1">
         <w:r>
           <w:rPr>
             <w:rStyle w:val="Hyperlink"/>
@@ -2037,7 +2037,7 @@
             <w:noProof/>
             <w:webHidden/>
           </w:rPr>
-          <w:instrText xml:space="preserve"> PAGEREF _Toc231219728 \h </w:instrText>
+          <w:instrText xml:space="preserve"> PAGEREF _Toc231653643 \h </w:instrText>
         </w:r>
         <w:r>
           <w:rPr>
@@ -2078,7 +2078,7 @@
           <w:noProof/>
         </w:rPr>
       </w:pPr>
-      <w:hyperlink w:anchor="_Toc231219729" w:history="1">
+      <w:hyperlink w:anchor="_Toc231653644" w:history="1">
         <w:r>
           <w:rPr>
             <w:rStyle w:val="Hyperlink"/>
@@ -2105,7 +2105,7 @@
             <w:noProof/>
             <w:webHidden/>
           </w:rPr>
-          <w:instrText xml:space="preserve"> PAGEREF _Toc231219729 \h </w:instrText>
+          <w:instrText xml:space="preserve"> PAGEREF _Toc231653644 \h </w:instrText>
         </w:r>
         <w:r>
           <w:rPr>
@@ -2146,7 +2146,7 @@
           <w:noProof/>
         </w:rPr>
       </w:pPr>
-      <w:hyperlink w:anchor="_Toc231219730" w:history="1">
+      <w:hyperlink w:anchor="_Toc231653645" w:history="1">
         <w:r>
           <w:rPr>
             <w:rStyle w:val="Hyperlink"/>
@@ -2173,7 +2173,7 @@
             <w:noProof/>
             <w:webHidden/>
           </w:rPr>
-          <w:instrText xml:space="preserve"> PAGEREF _Toc231219730 \h </w:instrText>
+          <w:instrText xml:space="preserve"> PAGEREF _Toc231653645 \h </w:instrText>
         </w:r>
         <w:r>
           <w:rPr>
@@ -2214,7 +2214,7 @@
           <w:noProof/>
         </w:rPr>
       </w:pPr>
-      <w:hyperlink w:anchor="_Toc231219731" w:history="1">
+      <w:hyperlink w:anchor="_Toc231653646" w:history="1">
         <w:r>
           <w:rPr>
             <w:rStyle w:val="Hyperlink"/>
@@ -2241,7 +2241,7 @@
             <w:noProof/>
             <w:webHidden/>
           </w:rPr>
-          <w:instrText xml:space="preserve"> PAGEREF _Toc231219731 \h </w:instrText>
+          <w:instrText xml:space="preserve"> PAGEREF _Toc231653646 \h </w:instrText>
         </w:r>
         <w:r>
           <w:rPr>
@@ -2282,7 +2282,7 @@
           <w:noProof/>
         </w:rPr>
       </w:pPr>
-      <w:hyperlink w:anchor="_Toc231219732" w:history="1">
+      <w:hyperlink w:anchor="_Toc231653647" w:history="1">
         <w:r>
           <w:rPr>
             <w:rStyle w:val="Hyperlink"/>
@@ -2309,7 +2309,7 @@
             <w:noProof/>
             <w:webHidden/>
           </w:rPr>
-          <w:instrText xml:space="preserve"> PAGEREF _Toc231219732 \h </w:instrText>
+          <w:instrText xml:space="preserve"> PAGEREF _Toc231653647 \h </w:instrText>
         </w:r>
         <w:r>
           <w:rPr>
@@ -2350,7 +2350,7 @@
           <w:noProof/>
         </w:rPr>
       </w:pPr>
-      <w:hyperlink w:anchor="_Toc231219733" w:history="1">
+      <w:hyperlink w:anchor="_Toc231653648" w:history="1">
         <w:r>
           <w:rPr>
             <w:rStyle w:val="Hyperlink"/>
@@ -2377,7 +2377,7 @@
             <w:noProof/>
             <w:webHidden/>
           </w:rPr>
-          <w:instrText xml:space="preserve"> PAGEREF _Toc231219733 \h </w:instrText>
+          <w:instrText xml:space="preserve"> PAGEREF _Toc231653648 \h </w:instrText>
         </w:r>
         <w:r>
           <w:rPr>
@@ -2418,7 +2418,7 @@
           <w:noProof/>
         </w:rPr>
       </w:pPr>
-      <w:hyperlink w:anchor="_Toc231219734" w:history="1">
+      <w:hyperlink w:anchor="_Toc231653649" w:history="1">
         <w:r>
           <w:rPr>
             <w:rStyle w:val="Hyperlink"/>
@@ -2445,7 +2445,7 @@
             <w:noProof/>
             <w:webHidden/>
           </w:rPr>
-          <w:instrText xml:space="preserve"> PAGEREF _Toc231219734 \h </w:instrText>
+          <w:instrText xml:space="preserve"> PAGEREF _Toc231653649 \h </w:instrText>
         </w:r>
         <w:r>
           <w:rPr>
@@ -2497,7 +2497,7 @@
       <w:pPr>
         <w:pStyle w:val="Heading1"/>
       </w:pPr>
-      <w:bookmarkStart w:id="1" w:name="_Toc231219706"/>
+      <w:bookmarkStart w:id="1" w:name="_Toc231653621"/>
       <w:r>
         <w:lastRenderedPageBreak/>
         <w:t>1. Purpose and Scope</w:t>
@@ -2513,7 +2513,7 @@
       <w:pPr>
         <w:pStyle w:val="Heading3"/>
       </w:pPr>
-      <w:bookmarkStart w:id="2" w:name="_Toc231219707"/>
+      <w:bookmarkStart w:id="2" w:name="_Toc231653622"/>
       <w:r>
         <w:t>In scope of this design</w:t>
       </w:r>
@@ -2555,7 +2555,7 @@
       <w:pPr>
         <w:pStyle w:val="Heading3"/>
       </w:pPr>
-      <w:bookmarkStart w:id="3" w:name="_Toc231219708"/>
+      <w:bookmarkStart w:id="3" w:name="_Toc231653623"/>
       <w:r>
         <w:t>Out of scope of this design</w:t>
       </w:r>
@@ -2589,7 +2589,7 @@
       <w:pPr>
         <w:pStyle w:val="Heading1"/>
       </w:pPr>
-      <w:bookmarkStart w:id="4" w:name="_Toc231219709"/>
+      <w:bookmarkStart w:id="4" w:name="_Toc231653624"/>
       <w:r>
         <w:t>2. Design Inputs and Requirements</w:t>
       </w:r>
@@ -2599,7 +2599,7 @@
       <w:pPr>
         <w:pStyle w:val="Heading3"/>
       </w:pPr>
-      <w:bookmarkStart w:id="5" w:name="_Toc231219710"/>
+      <w:bookmarkStart w:id="5" w:name="_Toc231653625"/>
       <w:r>
         <w:t>2.1 Inputs</w:t>
       </w:r>
@@ -2633,7 +2633,7 @@
       <w:pPr>
         <w:pStyle w:val="Heading3"/>
       </w:pPr>
-      <w:bookmarkStart w:id="6" w:name="_Toc231219711"/>
+      <w:bookmarkStart w:id="6" w:name="_Toc231653626"/>
       <w:r>
         <w:t>2.2 Requirements the design must meet</w:t>
       </w:r>
@@ -3100,7 +3100,7 @@
       <w:pPr>
         <w:pStyle w:val="Heading1"/>
       </w:pPr>
-      <w:bookmarkStart w:id="7" w:name="_Toc231219712"/>
+      <w:bookmarkStart w:id="7" w:name="_Toc231653627"/>
       <w:r>
         <w:lastRenderedPageBreak/>
         <w:t>3. Review of Existing Architecture</w:t>
@@ -3120,7 +3120,7 @@
       <w:pPr>
         <w:pStyle w:val="Heading1"/>
       </w:pPr>
-      <w:bookmarkStart w:id="8" w:name="_Toc231219713"/>
+      <w:bookmarkStart w:id="8" w:name="_Toc231653628"/>
       <w:r>
         <w:t>4. Architecture Design</w:t>
       </w:r>
@@ -3130,7 +3130,7 @@
       <w:pPr>
         <w:pStyle w:val="Heading3"/>
       </w:pPr>
-      <w:bookmarkStart w:id="9" w:name="_Toc231219714"/>
+      <w:bookmarkStart w:id="9" w:name="_Toc231653629"/>
       <w:r>
         <w:t>4.1 Assumptions and constraints</w:t>
       </w:r>
@@ -3539,7 +3539,7 @@
       <w:pPr>
         <w:pStyle w:val="Heading3"/>
       </w:pPr>
-      <w:bookmarkStart w:id="10" w:name="_Toc231219715"/>
+      <w:bookmarkStart w:id="10" w:name="_Toc231653630"/>
       <w:r>
         <w:t>4.2 Deployment environment</w:t>
       </w:r>
@@ -3554,7 +3554,7 @@
       <w:pPr>
         <w:pStyle w:val="Heading3"/>
       </w:pPr>
-      <w:bookmarkStart w:id="11" w:name="_Toc231219716"/>
+      <w:bookmarkStart w:id="11" w:name="_Toc231653631"/>
       <w:r>
         <w:t>4.3 Identity and access</w:t>
       </w:r>
@@ -3588,7 +3588,7 @@
       <w:pPr>
         <w:pStyle w:val="Heading3"/>
       </w:pPr>
-      <w:bookmarkStart w:id="12" w:name="_Toc231219717"/>
+      <w:bookmarkStart w:id="12" w:name="_Toc231653632"/>
       <w:r>
         <w:t>4.4 Network</w:t>
       </w:r>
@@ -3622,7 +3622,7 @@
       <w:pPr>
         <w:pStyle w:val="Heading3"/>
       </w:pPr>
-      <w:bookmarkStart w:id="13" w:name="_Toc231219718"/>
+      <w:bookmarkStart w:id="13" w:name="_Toc231653633"/>
       <w:r>
         <w:t>4.5 Compute (server)</w:t>
       </w:r>
@@ -3648,7 +3648,7 @@
       <w:pPr>
         <w:pStyle w:val="Heading3"/>
       </w:pPr>
-      <w:bookmarkStart w:id="14" w:name="_Toc231219719"/>
+      <w:bookmarkStart w:id="14" w:name="_Toc231653634"/>
       <w:r>
         <w:t>4.6 Load balancing</w:t>
       </w:r>
@@ -3667,7 +3667,7 @@
       <w:pPr>
         <w:pStyle w:val="Heading3"/>
       </w:pPr>
-      <w:bookmarkStart w:id="15" w:name="_Toc231219720"/>
+      <w:bookmarkStart w:id="15" w:name="_Toc231653635"/>
       <w:r>
         <w:lastRenderedPageBreak/>
         <w:t>4.7 Database</w:t>
@@ -3694,7 +3694,7 @@
       <w:pPr>
         <w:pStyle w:val="Heading3"/>
       </w:pPr>
-      <w:bookmarkStart w:id="16" w:name="_Toc231219721"/>
+      <w:bookmarkStart w:id="16" w:name="_Toc231653636"/>
       <w:r>
         <w:t>4.8 Storage</w:t>
       </w:r>
@@ -3720,7 +3720,7 @@
       <w:pPr>
         <w:pStyle w:val="Heading3"/>
       </w:pPr>
-      <w:bookmarkStart w:id="17" w:name="_Toc231219722"/>
+      <w:bookmarkStart w:id="17" w:name="_Toc231653637"/>
       <w:r>
         <w:t>4.9 Security</w:t>
       </w:r>
@@ -3754,7 +3754,7 @@
       <w:pPr>
         <w:pStyle w:val="Heading3"/>
       </w:pPr>
-      <w:bookmarkStart w:id="18" w:name="_Toc231219723"/>
+      <w:bookmarkStart w:id="18" w:name="_Toc231653638"/>
       <w:r>
         <w:t>4.10 Monitoring</w:t>
       </w:r>
@@ -3769,7 +3769,7 @@
       <w:pPr>
         <w:pStyle w:val="Heading3"/>
       </w:pPr>
-      <w:bookmarkStart w:id="19" w:name="_Toc231219724"/>
+      <w:bookmarkStart w:id="19" w:name="_Toc231653639"/>
       <w:r>
         <w:t>4.11 Naming and asset conventions</w:t>
       </w:r>
@@ -3784,7 +3784,7 @@
       <w:pPr>
         <w:pStyle w:val="Heading3"/>
       </w:pPr>
-      <w:bookmarkStart w:id="20" w:name="_Toc231219725"/>
+      <w:bookmarkStart w:id="20" w:name="_Toc231653640"/>
       <w:r>
         <w:t>4.12 Backup</w:t>
       </w:r>
@@ -3795,7 +3795,7 @@
         <w:pStyle w:val="ListBullet"/>
       </w:pPr>
       <w:r>
-        <w:t>Nightly backup of the DOODLE database and application data to the system-management server, with offsite tape rotation — aligned to the existing Backup and Recovery Process.</w:t>
+        <w:t>Nightly backup of the DOODLE database and application data to the system-management server, with offsite tape rotation — aligned to the existing Backup and Retention Policy.</w:t>
       </w:r>
     </w:p>
     <w:p>
@@ -3810,7 +3810,7 @@
       <w:pPr>
         <w:pStyle w:val="Heading3"/>
       </w:pPr>
-      <w:bookmarkStart w:id="21" w:name="_Toc231219726"/>
+      <w:bookmarkStart w:id="21" w:name="_Toc231653641"/>
       <w:r>
         <w:t>4.13 Recovery objectives</w:t>
       </w:r>
@@ -3825,7 +3825,7 @@
       <w:pPr>
         <w:pStyle w:val="Heading3"/>
       </w:pPr>
-      <w:bookmarkStart w:id="22" w:name="_Toc231219727"/>
+      <w:bookmarkStart w:id="22" w:name="_Toc231653642"/>
       <w:r>
         <w:t>4.14 Components requiring vertical scaling</w:t>
       </w:r>
@@ -3840,7 +3840,7 @@
       <w:pPr>
         <w:pStyle w:val="Heading3"/>
       </w:pPr>
-      <w:bookmarkStart w:id="23" w:name="_Toc231219728"/>
+      <w:bookmarkStart w:id="23" w:name="_Toc231653643"/>
       <w:r>
         <w:t>4.15 Single points of failure removed</w:t>
       </w:r>
@@ -3859,7 +3859,7 @@
       <w:pPr>
         <w:pStyle w:val="Heading3"/>
       </w:pPr>
-      <w:bookmarkStart w:id="24" w:name="_Toc231219729"/>
+      <w:bookmarkStart w:id="24" w:name="_Toc231653644"/>
       <w:r>
         <w:t>4.16 Configuration decisions left to the implementer</w:t>
       </w:r>
@@ -4195,7 +4195,7 @@
               <w:rPr>
                 <w:sz w:val="18"/>
               </w:rPr>
-              <w:t>Align with the existing Backup and Recovery Process windows</w:t>
+              <w:t>Align with the existing backup windows (per the Backup and Retention Policy)</w:t>
             </w:r>
           </w:p>
         </w:tc>
@@ -4206,7 +4206,7 @@
       <w:pPr>
         <w:pStyle w:val="Heading1"/>
       </w:pPr>
-      <w:bookmarkStart w:id="25" w:name="_Toc231219730"/>
+      <w:bookmarkStart w:id="25" w:name="_Toc231653645"/>
       <w:r>
         <w:t>5. Implementation Sequencing</w:t>
       </w:r>
@@ -4957,7 +4957,7 @@
       <w:pPr>
         <w:pStyle w:val="Heading1"/>
       </w:pPr>
-      <w:bookmarkStart w:id="26" w:name="_Toc231219731"/>
+      <w:bookmarkStart w:id="26" w:name="_Toc231653646"/>
       <w:r>
         <w:t>6. Simulation and Verification Plan</w:t>
       </w:r>
@@ -4976,7 +4976,7 @@
       <w:pPr>
         <w:pStyle w:val="Heading1"/>
       </w:pPr>
-      <w:bookmarkStart w:id="27" w:name="_Toc231219732"/>
+      <w:bookmarkStart w:id="27" w:name="_Toc231653647"/>
       <w:r>
         <w:t>7. Out of Scope</w:t>
       </w:r>
@@ -5010,7 +5010,7 @@
       <w:pPr>
         <w:pStyle w:val="Heading1"/>
       </w:pPr>
-      <w:bookmarkStart w:id="28" w:name="_Toc231219733"/>
+      <w:bookmarkStart w:id="28" w:name="_Toc231653648"/>
       <w:r>
         <w:t>8. References</w:t>
       </w:r>
@@ -5029,7 +5029,7 @@
         <w:pStyle w:val="ListBullet"/>
       </w:pPr>
       <w:r>
-        <w:t>Privacy / Data Handling Policy; User Access Policy; Backup and Recovery Process.</w:t>
+        <w:t>Privacy / Data Handling Policy; User Access Policy; Backup and Retention Policy.</w:t>
       </w:r>
     </w:p>
     <w:p>
@@ -5044,7 +5044,7 @@
       <w:pPr>
         <w:pStyle w:val="Heading1"/>
       </w:pPr>
-      <w:bookmarkStart w:id="29" w:name="_Toc231219734"/>
+      <w:bookmarkStart w:id="29" w:name="_Toc231653649"/>
       <w:r>
         <w:lastRenderedPageBreak/>
         <w:t>Document control</w:t>
@@ -5906,31 +5906,31 @@
       </w:rPr>
     </w:lvl>
   </w:abstractNum>
-  <w:num w:numId="1" w16cid:durableId="277687246">
+  <w:num w:numId="1" w16cid:durableId="834804088">
     <w:abstractNumId w:val="8"/>
   </w:num>
-  <w:num w:numId="2" w16cid:durableId="371198185">
+  <w:num w:numId="2" w16cid:durableId="1341002144">
     <w:abstractNumId w:val="6"/>
   </w:num>
-  <w:num w:numId="3" w16cid:durableId="1869640008">
+  <w:num w:numId="3" w16cid:durableId="324632413">
     <w:abstractNumId w:val="5"/>
   </w:num>
-  <w:num w:numId="4" w16cid:durableId="2071610583">
+  <w:num w:numId="4" w16cid:durableId="1515877410">
     <w:abstractNumId w:val="4"/>
   </w:num>
-  <w:num w:numId="5" w16cid:durableId="984746274">
+  <w:num w:numId="5" w16cid:durableId="797575501">
     <w:abstractNumId w:val="7"/>
   </w:num>
-  <w:num w:numId="6" w16cid:durableId="1060251417">
+  <w:num w:numId="6" w16cid:durableId="420950727">
     <w:abstractNumId w:val="3"/>
   </w:num>
-  <w:num w:numId="7" w16cid:durableId="1063524548">
+  <w:num w:numId="7" w16cid:durableId="892346825">
     <w:abstractNumId w:val="2"/>
   </w:num>
-  <w:num w:numId="8" w16cid:durableId="2070348703">
+  <w:num w:numId="8" w16cid:durableId="339166593">
     <w:abstractNumId w:val="1"/>
   </w:num>
-  <w:num w:numId="9" w16cid:durableId="751852232">
+  <w:num w:numId="9" w16cid:durableId="391000202">
     <w:abstractNumId w:val="0"/>
   </w:num>
 </w:numbering>
@@ -17323,7 +17323,7 @@
     <w:autoRedefine/>
     <w:uiPriority w:val="39"/>
     <w:unhideWhenUsed/>
-    <w:rsid w:val="00A93AA9"/>
+    <w:rsid w:val="00105E1D"/>
     <w:pPr>
       <w:spacing w:after="100"/>
     </w:pPr>
@@ -17335,7 +17335,7 @@
     <w:autoRedefine/>
     <w:uiPriority w:val="39"/>
     <w:unhideWhenUsed/>
-    <w:rsid w:val="00A93AA9"/>
+    <w:rsid w:val="00105E1D"/>
     <w:pPr>
       <w:spacing w:after="100"/>
       <w:ind w:left="420"/>
@@ -17346,7 +17346,7 @@
     <w:basedOn w:val="DefaultParagraphFont"/>
     <w:uiPriority w:val="99"/>
     <w:unhideWhenUsed/>
-    <w:rsid w:val="00A93AA9"/>
+    <w:rsid w:val="00105E1D"/>
     <w:rPr>
       <w:color w:val="0000FF" w:themeColor="hyperlink"/>
       <w:u w:val="single"/>
